--- a/doc/EaterAI_SRD.docx
+++ b/doc/EaterAI_SRD.docx
@@ -93,7 +93,7 @@
       <w:pPr>
         <w:jc w:val="center"/>
         <w:rPr>
-          <w:rFonts w:eastAsia="SimSun" w:hint="eastAsia"/>
+          <w:rFonts w:eastAsia="SimSun"/>
           <w:lang w:eastAsia="zh-CN"/>
         </w:rPr>
       </w:pPr>
@@ -178,13 +178,21 @@
         <w:pStyle w:val="ListBullet"/>
       </w:pPr>
       <w:r>
-        <w:t>Build a full-stack AI agent system using .NET MAUI, ASP.NET Core, Python/FastAPI, and MongoDB.</w:t>
+        <w:t xml:space="preserve">Build a </w:t>
       </w:r>
-    </w:p>
-    <w:p>
-      <w:pPr>
-        <w:pStyle w:val="ListBullet"/>
-      </w:pPr>
+      <w:r>
+        <w:rPr>
+          <w:b/>
+          <w:bCs/>
+        </w:rPr>
+        <w:t>full-stack AI agent system</w:t>
+      </w:r>
+      <w:r>
+        <w:t xml:space="preserve"> using ReactJS, Node.js, and MongoDB.</w:t>
+      </w:r>
+      <w:r>
+        <w:t xml:space="preserve"> </w:t>
+      </w:r>
       <w:r>
         <w:t>Provide personalized, context-aware food recommendations through conversational AI.</w:t>
       </w:r>
@@ -248,42 +256,132 @@
     </w:p>
     <w:p>
       <w:pPr>
-        <w:pStyle w:val="ListBullet"/>
+        <w:pStyle w:val="Heading2"/>
+        <w:numPr>
+          <w:ilvl w:val="0"/>
+          <w:numId w:val="10"/>
+        </w:numPr>
+        <w:rPr>
+          <w:b w:val="0"/>
+          <w:bCs w:val="0"/>
+          <w:color w:val="auto"/>
+          <w:sz w:val="24"/>
+          <w:szCs w:val="24"/>
+        </w:rPr>
       </w:pPr>
       <w:r>
-        <w:t>Frontend: .NET MAUI (cross-platform mobile/desktop).</w:t>
+        <w:rPr>
+          <w:b w:val="0"/>
+          <w:bCs w:val="0"/>
+          <w:color w:val="auto"/>
+          <w:sz w:val="24"/>
+          <w:szCs w:val="24"/>
+        </w:rPr>
+        <w:t>Frontend: ReactJS + PWA (mobile-first web app)</w:t>
       </w:r>
     </w:p>
     <w:p>
       <w:pPr>
-        <w:pStyle w:val="ListBullet"/>
+        <w:pStyle w:val="Heading2"/>
+        <w:numPr>
+          <w:ilvl w:val="0"/>
+          <w:numId w:val="10"/>
+        </w:numPr>
+        <w:rPr>
+          <w:b w:val="0"/>
+          <w:bCs w:val="0"/>
+          <w:color w:val="auto"/>
+          <w:sz w:val="24"/>
+          <w:szCs w:val="24"/>
+        </w:rPr>
       </w:pPr>
       <w:r>
-        <w:t>Backend API: ASP.NET Core Web API with JWT authentication.</w:t>
+        <w:rPr>
+          <w:b w:val="0"/>
+          <w:bCs w:val="0"/>
+          <w:color w:val="auto"/>
+          <w:sz w:val="24"/>
+          <w:szCs w:val="24"/>
+        </w:rPr>
+        <w:t>Backend API: Node.js + Express with JWT authentication</w:t>
       </w:r>
     </w:p>
     <w:p>
       <w:pPr>
-        <w:pStyle w:val="ListBullet"/>
+        <w:pStyle w:val="Heading2"/>
+        <w:numPr>
+          <w:ilvl w:val="0"/>
+          <w:numId w:val="10"/>
+        </w:numPr>
+        <w:rPr>
+          <w:b w:val="0"/>
+          <w:bCs w:val="0"/>
+          <w:color w:val="auto"/>
+          <w:sz w:val="24"/>
+          <w:szCs w:val="24"/>
+        </w:rPr>
       </w:pPr>
       <w:r>
-        <w:t>AI Service: Python 3.11+ with FastAPI.</w:t>
+        <w:rPr>
+          <w:b w:val="0"/>
+          <w:bCs w:val="0"/>
+          <w:color w:val="auto"/>
+          <w:sz w:val="24"/>
+          <w:szCs w:val="24"/>
+        </w:rPr>
+        <w:t>AI Service: Gemini AI API (external LLM service)</w:t>
       </w:r>
     </w:p>
     <w:p>
       <w:pPr>
-        <w:pStyle w:val="ListBullet"/>
+        <w:pStyle w:val="Heading2"/>
+        <w:numPr>
+          <w:ilvl w:val="0"/>
+          <w:numId w:val="10"/>
+        </w:numPr>
+        <w:rPr>
+          <w:b w:val="0"/>
+          <w:bCs w:val="0"/>
+          <w:color w:val="auto"/>
+          <w:sz w:val="24"/>
+          <w:szCs w:val="24"/>
+        </w:rPr>
       </w:pPr>
       <w:r>
-        <w:t>Database: MongoDB Atlas (cloud-hosted NoSQL).</w:t>
+        <w:rPr>
+          <w:b w:val="0"/>
+          <w:bCs w:val="0"/>
+          <w:color w:val="auto"/>
+          <w:sz w:val="24"/>
+          <w:szCs w:val="24"/>
+        </w:rPr>
+        <w:t>Database: MongoDB Atlas (cloud-hosted NoSQL database)</w:t>
       </w:r>
     </w:p>
     <w:p>
       <w:pPr>
-        <w:pStyle w:val="ListBullet"/>
+        <w:pStyle w:val="Heading2"/>
+        <w:numPr>
+          <w:ilvl w:val="0"/>
+          <w:numId w:val="10"/>
+        </w:numPr>
+        <w:rPr>
+          <w:b w:val="0"/>
+          <w:bCs w:val="0"/>
+          <w:color w:val="auto"/>
+          <w:sz w:val="24"/>
+          <w:szCs w:val="24"/>
+        </w:rPr>
       </w:pPr>
       <w:r>
-        <w:t>Communication: RESTful HTTP/JSON between all layers.</w:t>
+        <w:rPr>
+          <w:b w:val="0"/>
+          <w:bCs w:val="0"/>
+          <w:color w:val="auto"/>
+          <w:sz w:val="24"/>
+          <w:szCs w:val="24"/>
+        </w:rPr>
+        <w:t>Communication: RESTful HTTP/JSON</w:t>
       </w:r>
     </w:p>
     <w:p>
@@ -310,7 +408,13 @@
         <w:pStyle w:val="ListBullet"/>
       </w:pPr>
       <w:r>
-        <w:t>Client devices: Android or iOS smartphones, Windows/macOS desktops capable of running .NET MAUI apps.</w:t>
+        <w:t xml:space="preserve">Client devices: Android or iOS smartphones, Windows/macOS desktops capable of running </w:t>
+      </w:r>
+      <w:r>
+        <w:t xml:space="preserve">React </w:t>
+      </w:r>
+      <w:r>
+        <w:t xml:space="preserve"> apps.</w:t>
       </w:r>
     </w:p>
     <w:p>
@@ -334,6 +438,7 @@
         <w:pStyle w:val="ListBullet"/>
       </w:pPr>
       <w:r>
+        <w:lastRenderedPageBreak/>
         <w:t>Network: Stable internet connection required on both client and server sides.</w:t>
       </w:r>
     </w:p>
@@ -348,7 +453,6 @@
         <w:rPr>
           <w:color w:val="auto"/>
         </w:rPr>
-        <w:lastRenderedPageBreak/>
         <w:t>2.3  Other Constraints</w:t>
       </w:r>
     </w:p>
@@ -568,6 +672,7 @@
           </w:tcPr>
           <w:p>
             <w:r>
+              <w:lastRenderedPageBreak/>
               <w:t>Actor</w:t>
             </w:r>
           </w:p>
@@ -600,11 +705,7 @@
           </w:tcPr>
           <w:p>
             <w:r>
-              <w:t xml:space="preserve">User has the EaterAI app installed and an </w:t>
-            </w:r>
-            <w:r>
-              <w:lastRenderedPageBreak/>
-              <w:t>internet connection.</w:t>
+              <w:t>User has the EaterAI app installed and an internet connection.</w:t>
             </w:r>
           </w:p>
         </w:tc>
@@ -616,7 +717,6 @@
           </w:tcPr>
           <w:p>
             <w:r>
-              <w:lastRenderedPageBreak/>
               <w:t>Main Flow</w:t>
             </w:r>
           </w:p>
@@ -807,7 +907,7 @@
           </w:tcPr>
           <w:p>
             <w:r>
-              <w:t>Registered User</w:t>
+              <w:t>Scan QR</w:t>
             </w:r>
           </w:p>
         </w:tc>
@@ -891,6 +991,7 @@
           </w:tcPr>
           <w:p>
             <w:r>
+              <w:lastRenderedPageBreak/>
               <w:t>Postcondition</w:t>
             </w:r>
           </w:p>
@@ -913,7 +1014,6 @@
           </w:tcPr>
           <w:p>
             <w:r>
-              <w:lastRenderedPageBreak/>
               <w:t>Alternative Flow</w:t>
             </w:r>
           </w:p>
@@ -1288,7 +1388,11 @@
             </w:r>
             <w:r>
               <w:br/>
-              <w:t>4. System displays weekly calorie totals, macro breakdowns, and fun eating stats.</w:t>
+              <w:t xml:space="preserve">4. System displays weekly calorie totals, </w:t>
+            </w:r>
+            <w:r>
+              <w:lastRenderedPageBreak/>
+              <w:t>macro breakdowns, and fun eating stats.</w:t>
             </w:r>
             <w:r>
               <w:br/>
@@ -1463,7 +1567,7 @@
           </w:tcPr>
           <w:p>
             <w:r>
-              <w:t>Initial Document</w:t>
+              <w:t>Updated technology stack to ReactJS, Node.js, MongoDB, Gemini AI</w:t>
             </w:r>
           </w:p>
         </w:tc>
@@ -1635,7 +1739,7 @@
   <w:abstractNum w:abstractNumId="8" w15:restartNumberingAfterBreak="0">
     <w:nsid w:val="FFFFFF89"/>
     <w:multiLevelType w:val="singleLevel"/>
-    <w:tmpl w:val="29761A62"/>
+    <w:tmpl w:val="8D0C9406"/>
     <w:lvl w:ilvl="0">
       <w:start w:val="1"/>
       <w:numFmt w:val="bullet"/>
@@ -1650,6 +1754,155 @@
       </w:pPr>
       <w:rPr>
         <w:rFonts w:ascii="Symbol" w:hAnsi="Symbol" w:hint="default"/>
+      </w:rPr>
+    </w:lvl>
+  </w:abstractNum>
+  <w:abstractNum w:abstractNumId="9" w15:restartNumberingAfterBreak="0">
+    <w:nsid w:val="44041F1D"/>
+    <w:multiLevelType w:val="multilevel"/>
+    <w:tmpl w:val="B3009398"/>
+    <w:lvl w:ilvl="0">
+      <w:start w:val="1"/>
+      <w:numFmt w:val="bullet"/>
+      <w:lvlText w:val=""/>
+      <w:lvlJc w:val="left"/>
+      <w:pPr>
+        <w:tabs>
+          <w:tab w:val="num" w:pos="720"/>
+        </w:tabs>
+        <w:ind w:left="720" w:hanging="360"/>
+      </w:pPr>
+      <w:rPr>
+        <w:rFonts w:ascii="Symbol" w:hAnsi="Symbol" w:hint="default"/>
+        <w:sz w:val="20"/>
+      </w:rPr>
+    </w:lvl>
+    <w:lvl w:ilvl="1" w:tentative="1">
+      <w:start w:val="1"/>
+      <w:numFmt w:val="bullet"/>
+      <w:lvlText w:val="o"/>
+      <w:lvlJc w:val="left"/>
+      <w:pPr>
+        <w:tabs>
+          <w:tab w:val="num" w:pos="1440"/>
+        </w:tabs>
+        <w:ind w:left="1440" w:hanging="360"/>
+      </w:pPr>
+      <w:rPr>
+        <w:rFonts w:ascii="Courier New" w:hAnsi="Courier New" w:hint="default"/>
+        <w:sz w:val="20"/>
+      </w:rPr>
+    </w:lvl>
+    <w:lvl w:ilvl="2" w:tentative="1">
+      <w:start w:val="1"/>
+      <w:numFmt w:val="bullet"/>
+      <w:lvlText w:val=""/>
+      <w:lvlJc w:val="left"/>
+      <w:pPr>
+        <w:tabs>
+          <w:tab w:val="num" w:pos="2160"/>
+        </w:tabs>
+        <w:ind w:left="2160" w:hanging="360"/>
+      </w:pPr>
+      <w:rPr>
+        <w:rFonts w:ascii="Wingdings" w:hAnsi="Wingdings" w:hint="default"/>
+        <w:sz w:val="20"/>
+      </w:rPr>
+    </w:lvl>
+    <w:lvl w:ilvl="3" w:tentative="1">
+      <w:start w:val="1"/>
+      <w:numFmt w:val="bullet"/>
+      <w:lvlText w:val=""/>
+      <w:lvlJc w:val="left"/>
+      <w:pPr>
+        <w:tabs>
+          <w:tab w:val="num" w:pos="2880"/>
+        </w:tabs>
+        <w:ind w:left="2880" w:hanging="360"/>
+      </w:pPr>
+      <w:rPr>
+        <w:rFonts w:ascii="Wingdings" w:hAnsi="Wingdings" w:hint="default"/>
+        <w:sz w:val="20"/>
+      </w:rPr>
+    </w:lvl>
+    <w:lvl w:ilvl="4" w:tentative="1">
+      <w:start w:val="1"/>
+      <w:numFmt w:val="bullet"/>
+      <w:lvlText w:val=""/>
+      <w:lvlJc w:val="left"/>
+      <w:pPr>
+        <w:tabs>
+          <w:tab w:val="num" w:pos="3600"/>
+        </w:tabs>
+        <w:ind w:left="3600" w:hanging="360"/>
+      </w:pPr>
+      <w:rPr>
+        <w:rFonts w:ascii="Wingdings" w:hAnsi="Wingdings" w:hint="default"/>
+        <w:sz w:val="20"/>
+      </w:rPr>
+    </w:lvl>
+    <w:lvl w:ilvl="5" w:tentative="1">
+      <w:start w:val="1"/>
+      <w:numFmt w:val="bullet"/>
+      <w:lvlText w:val=""/>
+      <w:lvlJc w:val="left"/>
+      <w:pPr>
+        <w:tabs>
+          <w:tab w:val="num" w:pos="4320"/>
+        </w:tabs>
+        <w:ind w:left="4320" w:hanging="360"/>
+      </w:pPr>
+      <w:rPr>
+        <w:rFonts w:ascii="Wingdings" w:hAnsi="Wingdings" w:hint="default"/>
+        <w:sz w:val="20"/>
+      </w:rPr>
+    </w:lvl>
+    <w:lvl w:ilvl="6" w:tentative="1">
+      <w:start w:val="1"/>
+      <w:numFmt w:val="bullet"/>
+      <w:lvlText w:val=""/>
+      <w:lvlJc w:val="left"/>
+      <w:pPr>
+        <w:tabs>
+          <w:tab w:val="num" w:pos="5040"/>
+        </w:tabs>
+        <w:ind w:left="5040" w:hanging="360"/>
+      </w:pPr>
+      <w:rPr>
+        <w:rFonts w:ascii="Wingdings" w:hAnsi="Wingdings" w:hint="default"/>
+        <w:sz w:val="20"/>
+      </w:rPr>
+    </w:lvl>
+    <w:lvl w:ilvl="7" w:tentative="1">
+      <w:start w:val="1"/>
+      <w:numFmt w:val="bullet"/>
+      <w:lvlText w:val=""/>
+      <w:lvlJc w:val="left"/>
+      <w:pPr>
+        <w:tabs>
+          <w:tab w:val="num" w:pos="5760"/>
+        </w:tabs>
+        <w:ind w:left="5760" w:hanging="360"/>
+      </w:pPr>
+      <w:rPr>
+        <w:rFonts w:ascii="Wingdings" w:hAnsi="Wingdings" w:hint="default"/>
+        <w:sz w:val="20"/>
+      </w:rPr>
+    </w:lvl>
+    <w:lvl w:ilvl="8" w:tentative="1">
+      <w:start w:val="1"/>
+      <w:numFmt w:val="bullet"/>
+      <w:lvlText w:val=""/>
+      <w:lvlJc w:val="left"/>
+      <w:pPr>
+        <w:tabs>
+          <w:tab w:val="num" w:pos="6480"/>
+        </w:tabs>
+        <w:ind w:left="6480" w:hanging="360"/>
+      </w:pPr>
+      <w:rPr>
+        <w:rFonts w:ascii="Wingdings" w:hAnsi="Wingdings" w:hint="default"/>
+        <w:sz w:val="20"/>
       </w:rPr>
     </w:lvl>
   </w:abstractNum>
@@ -1679,6 +1932,9 @@
   </w:num>
   <w:num w:numId="9" w16cid:durableId="1919166396">
     <w:abstractNumId w:val="0"/>
+  </w:num>
+  <w:num w:numId="10" w16cid:durableId="1385982100">
+    <w:abstractNumId w:val="9"/>
   </w:num>
 </w:numbering>
 </file>
@@ -2286,7 +2542,6 @@
   <w:style w:type="character" w:default="1" w:styleId="DefaultParagraphFont">
     <w:name w:val="Default Paragraph Font"/>
     <w:uiPriority w:val="1"/>
-    <w:semiHidden/>
     <w:unhideWhenUsed/>
   </w:style>
   <w:style w:type="table" w:default="1" w:styleId="TableNormal">
